--- a/fra/docx/022.content.docx
+++ b/fra/docx/022.content.docx
@@ -212,6 +212,99 @@
         <w:rPr>
           <w:lang w:val="fr_FR" w:bidi="fr_FR"/>
         </w:rPr>
+        <w:t>vache rousse</w:t>
+      </w:r>
+      <w:r>
+        <w:rPr>
+          <w:lang w:val="fr_FR" w:bidi="fr_FR"/>
+        </w:rPr>
+      </w:r>
+    </w:p>
+    <w:p>
+      <w:pPr/>
+      <w:r>
+        <w:rPr>
+          <w:lang w:val="fr_FR" w:bidi="fr_FR"/>
+        </w:rPr>
+      </w:r>
+      <w:r>
+        <w:rPr>
+          <w:lang w:val="fr_FR" w:bidi="fr_FR"/>
+        </w:rPr>
+        <w:t xml:space="preserve">Aussi désignée « génisse rousse » dans quelques versions françaises, cette vache est mentionnée dans </w:t>
+      </w:r>
+      <w:r>
+        <w:rPr>
+          <w:lang w:val="fr_FR" w:bidi="fr_FR"/>
+        </w:rPr>
+        <w:t>Nombres 19.1–10</w:t>
+      </w:r>
+      <w:r>
+        <w:rPr>
+          <w:lang w:val="fr_FR" w:bidi="fr_FR"/>
+        </w:rPr>
+        <w:t>. Elle servait à la préparation d'une eau utilisée pour purifier ceux qui étaient devenus impurs parce qu'ils avaient touché un cadavre. En effet, la vache rousse était sacrifiée puis brûlée avec du cèdre, de l'hysope et du cramoisi. Ses cendres étaient ensuite mélangées à de l'eau pour en faire l'eau de purification.</w:t>
+      </w:r>
+    </w:p>
+    <w:p>
+      <w:pPr/>
+      <w:r>
+        <w:rPr>
+          <w:lang w:val="fr_FR" w:bidi="fr_FR"/>
+        </w:rPr>
+      </w:r>
+      <w:r>
+        <w:rPr>
+          <w:i/>
+          <w:lang w:val="fr_FR" w:bidi="fr_FR"/>
+        </w:rPr>
+        <w:t>Voir aussi</w:t>
+      </w:r>
+      <w:r>
+        <w:rPr>
+          <w:lang w:val="fr_FR" w:bidi="fr_FR"/>
+        </w:rPr>
+        <w:t xml:space="preserve"> </w:t>
+      </w:r>
+      <w:r>
+        <w:rPr>
+          <w:lang w:val="fr_FR" w:bidi="fr_FR"/>
+        </w:rPr>
+        <w:t>animaux</w:t>
+      </w:r>
+      <w:r>
+        <w:rPr>
+          <w:lang w:val="fr_FR" w:bidi="fr_FR"/>
+        </w:rPr>
+        <w:t>.</w:t>
+      </w:r>
+      <w:r>
+        <w:rPr>
+          <w:lang w:val="fr_FR" w:bidi="fr_FR"/>
+        </w:rPr>
+      </w:r>
+      <w:r>
+        <w:rPr>
+          <w:lang w:val="fr_FR" w:bidi="fr_FR"/>
+        </w:rPr>
+      </w:r>
+    </w:p>
+    <w:p>
+      <w:pPr/>
+      <w:r>
+        <w:rPr>
+          <w:lang w:val="fr_FR" w:bidi="fr_FR"/>
+        </w:rPr>
+      </w:r>
+    </w:p>
+    <w:p>
+      <w:pPr>
+        <w:pStyle w:val="Heading2"/>
+      </w:pPr>
+      <w:r>
+        <w:rPr>
+          <w:lang w:val="fr_FR" w:bidi="fr_FR"/>
+        </w:rPr>
         <w:t>Vaheb</w:t>
       </w:r>
       <w:r>
@@ -874,6 +967,213 @@
         <w:rPr>
           <w:lang w:val="fr_FR" w:bidi="fr_FR"/>
         </w:rPr>
+        <w:t>Vallée de Josaphat</w:t>
+      </w:r>
+      <w:r>
+        <w:rPr>
+          <w:lang w:val="fr_FR" w:bidi="fr_FR"/>
+        </w:rPr>
+      </w:r>
+    </w:p>
+    <w:p>
+      <w:pPr/>
+      <w:r>
+        <w:rPr>
+          <w:lang w:val="fr_FR" w:bidi="fr_FR"/>
+        </w:rPr>
+      </w:r>
+      <w:r>
+        <w:rPr>
+          <w:lang w:val="fr_FR" w:bidi="fr_FR"/>
+        </w:rPr>
+        <w:t>La vallée de Josaphat n'est mentionnée que dans le livre du prophète Joël comme lieu de jugement futur (</w:t>
+      </w:r>
+      <w:r>
+        <w:rPr>
+          <w:lang w:val="fr_FR" w:bidi="fr_FR"/>
+        </w:rPr>
+        <w:t>Jl 3.2, 12</w:t>
+      </w:r>
+      <w:r>
+        <w:rPr>
+          <w:lang w:val="fr_FR" w:bidi="fr_FR"/>
+        </w:rPr>
+        <w:t>). Elle y est aussi appelée la vallée de la décision (</w:t>
+      </w:r>
+      <w:r>
+        <w:rPr>
+          <w:lang w:val="fr_FR" w:bidi="fr_FR"/>
+        </w:rPr>
+        <w:t>Jl 3.14</w:t>
+      </w:r>
+      <w:r>
+        <w:rPr>
+          <w:lang w:val="fr_FR" w:bidi="fr_FR"/>
+        </w:rPr>
+        <w:t>).</w:t>
+      </w:r>
+    </w:p>
+    <w:p>
+      <w:pPr/>
+      <w:r>
+        <w:rPr>
+          <w:lang w:val="fr_FR" w:bidi="fr_FR"/>
+        </w:rPr>
+      </w:r>
+      <w:r>
+        <w:rPr>
+          <w:lang w:val="fr_FR" w:bidi="fr_FR"/>
+        </w:rPr>
+        <w:t xml:space="preserve">Il y a débat sur son emplacement exact. Certains, comme Jérôme, l’identifient à la vallée du Cédron, à l’est de Jérusalem, en s’appuyant sur une ancienne tradition chrétienne. </w:t>
+      </w:r>
+    </w:p>
+    <w:p>
+      <w:pPr/>
+      <w:r>
+        <w:rPr>
+          <w:lang w:val="fr_FR" w:bidi="fr_FR"/>
+        </w:rPr>
+      </w:r>
+      <w:r>
+        <w:rPr>
+          <w:lang w:val="fr_FR" w:bidi="fr_FR"/>
+        </w:rPr>
+        <w:t xml:space="preserve">D’autres pensent qu'il s'agit plutôt de la vallée de Hinnom, au sud de Jérusalem. Cette tradition pourrait remonter, par l’intermédiaire d’Eusèbe, à 1 Hénoc 53.1. </w:t>
+      </w:r>
+    </w:p>
+    <w:p>
+      <w:pPr/>
+      <w:r>
+        <w:rPr>
+          <w:lang w:val="fr_FR" w:bidi="fr_FR"/>
+        </w:rPr>
+      </w:r>
+      <w:r>
+        <w:rPr>
+          <w:lang w:val="fr_FR" w:bidi="fr_FR"/>
+        </w:rPr>
+        <w:t>D’autres encore sont d'avis que ce nom est symbolique et ne fait que désigner le jugement à venir, plutôt qu’un lieu précis.</w:t>
+      </w:r>
+      <w:r>
+        <w:rPr>
+          <w:lang w:val="fr_FR" w:bidi="fr_FR"/>
+        </w:rPr>
+      </w:r>
+      <w:r>
+        <w:rPr>
+          <w:lang w:val="fr_FR" w:bidi="fr_FR"/>
+        </w:rPr>
+      </w:r>
+    </w:p>
+    <w:p>
+      <w:pPr/>
+      <w:r>
+        <w:rPr>
+          <w:lang w:val="fr_FR" w:bidi="fr_FR"/>
+        </w:rPr>
+      </w:r>
+    </w:p>
+    <w:p>
+      <w:pPr>
+        <w:pStyle w:val="Heading2"/>
+      </w:pPr>
+      <w:r>
+        <w:rPr>
+          <w:lang w:val="fr_FR" w:bidi="fr_FR"/>
+        </w:rPr>
+        <w:t>Vallée de la décision, vallée du jugement</w:t>
+      </w:r>
+      <w:r>
+        <w:rPr>
+          <w:lang w:val="fr_FR" w:bidi="fr_FR"/>
+        </w:rPr>
+      </w:r>
+    </w:p>
+    <w:p>
+      <w:pPr/>
+      <w:r>
+        <w:rPr>
+          <w:lang w:val="fr_FR" w:bidi="fr_FR"/>
+        </w:rPr>
+      </w:r>
+      <w:r>
+        <w:rPr>
+          <w:lang w:val="fr_FR" w:bidi="fr_FR"/>
+        </w:rPr>
+        <w:t xml:space="preserve">La vallée du jugement ou vallée de la décision est située près de Jérusalem. Elle est mentionnée dans Joël 3.14. Elle est également appelée vallée de Josaphat dans </w:t>
+      </w:r>
+      <w:r>
+        <w:rPr>
+          <w:lang w:val="fr_FR" w:bidi="fr_FR"/>
+        </w:rPr>
+        <w:t>Joël 3.2, 12</w:t>
+      </w:r>
+      <w:r>
+        <w:rPr>
+          <w:lang w:val="fr_FR" w:bidi="fr_FR"/>
+        </w:rPr>
+        <w:t xml:space="preserve">. Il s'agit clairement d'un jeu de mot, car le nom Josaphat signifie « l'Éternel juge ». </w:t>
+      </w:r>
+    </w:p>
+    <w:p>
+      <w:pPr/>
+      <w:r>
+        <w:rPr>
+          <w:lang w:val="fr_FR" w:bidi="fr_FR"/>
+        </w:rPr>
+      </w:r>
+      <w:r>
+        <w:rPr>
+          <w:i/>
+          <w:lang w:val="fr_FR" w:bidi="fr_FR"/>
+        </w:rPr>
+        <w:t>Voir</w:t>
+      </w:r>
+      <w:r>
+        <w:rPr>
+          <w:lang w:val="fr_FR" w:bidi="fr_FR"/>
+        </w:rPr>
+        <w:t xml:space="preserve"> </w:t>
+      </w:r>
+      <w:r>
+        <w:rPr>
+          <w:lang w:val="fr_FR" w:bidi="fr_FR"/>
+        </w:rPr>
+        <w:t>Vallée de Josaphat</w:t>
+      </w:r>
+      <w:r>
+        <w:rPr>
+          <w:lang w:val="fr_FR" w:bidi="fr_FR"/>
+        </w:rPr>
+        <w:t>.</w:t>
+      </w:r>
+      <w:r>
+        <w:rPr>
+          <w:lang w:val="fr_FR" w:bidi="fr_FR"/>
+        </w:rPr>
+      </w:r>
+      <w:r>
+        <w:rPr>
+          <w:lang w:val="fr_FR" w:bidi="fr_FR"/>
+        </w:rPr>
+      </w:r>
+    </w:p>
+    <w:p>
+      <w:pPr/>
+      <w:r>
+        <w:rPr>
+          <w:lang w:val="fr_FR" w:bidi="fr_FR"/>
+        </w:rPr>
+      </w:r>
+    </w:p>
+    <w:p>
+      <w:pPr>
+        <w:pStyle w:val="Heading2"/>
+      </w:pPr>
+      <w:r>
+        <w:rPr>
+          <w:lang w:val="fr_FR" w:bidi="fr_FR"/>
+        </w:rPr>
         <w:t>Vallée de la plaine, Araba</w:t>
       </w:r>
       <w:r>
@@ -1792,6 +2092,99 @@
           <w:lang w:val="fr_FR" w:bidi="fr_FR"/>
         </w:rPr>
         <w:t>).</w:t>
+      </w:r>
+      <w:r>
+        <w:rPr>
+          <w:lang w:val="fr_FR" w:bidi="fr_FR"/>
+        </w:rPr>
+      </w:r>
+      <w:r>
+        <w:rPr>
+          <w:lang w:val="fr_FR" w:bidi="fr_FR"/>
+        </w:rPr>
+      </w:r>
+    </w:p>
+    <w:p>
+      <w:pPr/>
+      <w:r>
+        <w:rPr>
+          <w:lang w:val="fr_FR" w:bidi="fr_FR"/>
+        </w:rPr>
+      </w:r>
+    </w:p>
+    <w:p>
+      <w:pPr>
+        <w:pStyle w:val="Heading2"/>
+      </w:pPr>
+      <w:r>
+        <w:rPr>
+          <w:lang w:val="fr_FR" w:bidi="fr_FR"/>
+        </w:rPr>
+        <w:t>Vallée du jugement</w:t>
+      </w:r>
+      <w:r>
+        <w:rPr>
+          <w:lang w:val="fr_FR" w:bidi="fr_FR"/>
+        </w:rPr>
+      </w:r>
+    </w:p>
+    <w:p>
+      <w:pPr/>
+      <w:r>
+        <w:rPr>
+          <w:lang w:val="fr_FR" w:bidi="fr_FR"/>
+        </w:rPr>
+      </w:r>
+      <w:r>
+        <w:rPr>
+          <w:lang w:val="fr_FR" w:bidi="fr_FR"/>
+        </w:rPr>
+        <w:t xml:space="preserve">Vallée située près de Jérusalem et mentionnée dans Joël 3.14. Elle est également appelée vallée de Josaphat dans </w:t>
+      </w:r>
+      <w:r>
+        <w:rPr>
+          <w:lang w:val="fr_FR" w:bidi="fr_FR"/>
+        </w:rPr>
+        <w:t>Joël 3.2, 12</w:t>
+      </w:r>
+      <w:r>
+        <w:rPr>
+          <w:lang w:val="fr_FR" w:bidi="fr_FR"/>
+        </w:rPr>
+        <w:t xml:space="preserve">. Il s'agit clairement d'un jeu de mot, car le nom Josaphat signifie « l'Éternel juge ». </w:t>
+      </w:r>
+    </w:p>
+    <w:p>
+      <w:pPr/>
+      <w:r>
+        <w:rPr>
+          <w:lang w:val="fr_FR" w:bidi="fr_FR"/>
+        </w:rPr>
+      </w:r>
+      <w:r>
+        <w:rPr>
+          <w:i/>
+          <w:lang w:val="fr_FR" w:bidi="fr_FR"/>
+        </w:rPr>
+        <w:t>Voir</w:t>
+      </w:r>
+      <w:r>
+        <w:rPr>
+          <w:lang w:val="fr_FR" w:bidi="fr_FR"/>
+        </w:rPr>
+        <w:t xml:space="preserve"> </w:t>
+      </w:r>
+      <w:r>
+        <w:rPr>
+          <w:lang w:val="fr_FR" w:bidi="fr_FR"/>
+        </w:rPr>
+        <w:t>Vallée de Josaphat</w:t>
+      </w:r>
+      <w:r>
+        <w:rPr>
+          <w:lang w:val="fr_FR" w:bidi="fr_FR"/>
+        </w:rPr>
+        <w:t>.</w:t>
       </w:r>
       <w:r>
         <w:rPr>
@@ -7903,6 +8296,99 @@
         <w:rPr>
           <w:lang w:val="fr_FR" w:bidi="fr_FR"/>
         </w:rPr>
+        <w:t>vêtements sacrés</w:t>
+      </w:r>
+      <w:r>
+        <w:rPr>
+          <w:lang w:val="fr_FR" w:bidi="fr_FR"/>
+        </w:rPr>
+      </w:r>
+    </w:p>
+    <w:p>
+      <w:pPr/>
+      <w:r>
+        <w:rPr>
+          <w:lang w:val="fr_FR" w:bidi="fr_FR"/>
+        </w:rPr>
+      </w:r>
+      <w:r>
+        <w:rPr>
+          <w:lang w:val="fr_FR" w:bidi="fr_FR"/>
+        </w:rPr>
+        <w:t>Nom donné aux habits que les sacrificateurs devaient porter quand ils accomplissaient la majorité de leurs fonctions sacerdotales. L'Éternel donne des instructions précises à Moïse pour fabriquer les vêtements sacrés du souverain sacrificateur Aaron, ainsi que ceux de ses fils (</w:t>
+      </w:r>
+      <w:r>
+        <w:rPr>
+          <w:lang w:val="fr_FR" w:bidi="fr_FR"/>
+        </w:rPr>
+        <w:t>Ex 28.2–4</w:t>
+      </w:r>
+      <w:r>
+        <w:rPr>
+          <w:lang w:val="fr_FR" w:bidi="fr_FR"/>
+        </w:rPr>
+        <w:t>).</w:t>
+      </w:r>
+    </w:p>
+    <w:p>
+      <w:pPr/>
+      <w:r>
+        <w:rPr>
+          <w:lang w:val="fr_FR" w:bidi="fr_FR"/>
+        </w:rPr>
+      </w:r>
+      <w:r>
+        <w:rPr>
+          <w:i/>
+          <w:lang w:val="fr_FR" w:bidi="fr_FR"/>
+        </w:rPr>
+        <w:t>Voir</w:t>
+      </w:r>
+      <w:r>
+        <w:rPr>
+          <w:lang w:val="fr_FR" w:bidi="fr_FR"/>
+        </w:rPr>
+        <w:t xml:space="preserve"> </w:t>
+      </w:r>
+      <w:r>
+        <w:rPr>
+          <w:lang w:val="fr_FR" w:bidi="fr_FR"/>
+        </w:rPr>
+        <w:t>sacrificateurs et lévites</w:t>
+      </w:r>
+      <w:r>
+        <w:rPr>
+          <w:lang w:val="fr_FR" w:bidi="fr_FR"/>
+        </w:rPr>
+        <w:t>.</w:t>
+      </w:r>
+      <w:r>
+        <w:rPr>
+          <w:lang w:val="fr_FR" w:bidi="fr_FR"/>
+        </w:rPr>
+      </w:r>
+      <w:r>
+        <w:rPr>
+          <w:lang w:val="fr_FR" w:bidi="fr_FR"/>
+        </w:rPr>
+      </w:r>
+    </w:p>
+    <w:p>
+      <w:pPr/>
+      <w:r>
+        <w:rPr>
+          <w:lang w:val="fr_FR" w:bidi="fr_FR"/>
+        </w:rPr>
+      </w:r>
+    </w:p>
+    <w:p>
+      <w:pPr>
+        <w:pStyle w:val="Heading2"/>
+      </w:pPr>
+      <w:r>
+        <w:rPr>
+          <w:lang w:val="fr_FR" w:bidi="fr_FR"/>
+        </w:rPr>
         <w:t>Veuve</w:t>
       </w:r>
       <w:r>
@@ -11487,6 +11973,123 @@
         <w:rPr>
           <w:lang w:val="fr_FR" w:bidi="fr_FR"/>
         </w:rPr>
+        <w:t>vinaigre</w:t>
+      </w:r>
+      <w:r>
+        <w:rPr>
+          <w:lang w:val="fr_FR" w:bidi="fr_FR"/>
+        </w:rPr>
+      </w:r>
+    </w:p>
+    <w:p>
+      <w:pPr/>
+      <w:r>
+        <w:rPr>
+          <w:lang w:val="fr_FR" w:bidi="fr_FR"/>
+        </w:rPr>
+      </w:r>
+      <w:r>
+        <w:rPr>
+          <w:lang w:val="fr_FR" w:bidi="fr_FR"/>
+        </w:rPr>
+        <w:t>Liquide au goût aigre, préparé à partir de vin ou d’une autre boisson fermentée. Le vinaigre (« vin aigre ») se buvait à l'époque biblique (</w:t>
+      </w:r>
+      <w:r>
+        <w:rPr>
+          <w:lang w:val="fr_FR" w:bidi="fr_FR"/>
+        </w:rPr>
+        <w:t>Nb 6.3</w:t>
+      </w:r>
+      <w:r>
+        <w:rPr>
+          <w:lang w:val="fr_FR" w:bidi="fr_FR"/>
+        </w:rPr>
+        <w:t xml:space="preserve"> ; </w:t>
+      </w:r>
+      <w:r>
+        <w:rPr>
+          <w:lang w:val="fr_FR" w:bidi="fr_FR"/>
+        </w:rPr>
+        <w:t>Jn 19.29–30</w:t>
+      </w:r>
+      <w:r>
+        <w:rPr>
+          <w:lang w:val="fr_FR" w:bidi="fr_FR"/>
+        </w:rPr>
+        <w:t>). Il était aussi utilisé pour agrémenter un repas simple (</w:t>
+      </w:r>
+      <w:r>
+        <w:rPr>
+          <w:lang w:val="fr_FR" w:bidi="fr_FR"/>
+        </w:rPr>
+        <w:t>Rt 2.14</w:t>
+      </w:r>
+      <w:r>
+        <w:rPr>
+          <w:lang w:val="fr_FR" w:bidi="fr_FR"/>
+        </w:rPr>
+        <w:t>).</w:t>
+      </w:r>
+    </w:p>
+    <w:p>
+      <w:pPr/>
+      <w:r>
+        <w:rPr>
+          <w:lang w:val="fr_FR" w:bidi="fr_FR"/>
+        </w:rPr>
+      </w:r>
+      <w:r>
+        <w:rPr>
+          <w:i/>
+          <w:lang w:val="fr_FR" w:bidi="fr_FR"/>
+        </w:rPr>
+        <w:t>Voir</w:t>
+      </w:r>
+      <w:r>
+        <w:rPr>
+          <w:lang w:val="fr_FR" w:bidi="fr_FR"/>
+        </w:rPr>
+        <w:t xml:space="preserve"> </w:t>
+      </w:r>
+      <w:r>
+        <w:rPr>
+          <w:lang w:val="fr_FR" w:bidi="fr_FR"/>
+        </w:rPr>
+        <w:t>alimentation et la préparation des aliments</w:t>
+      </w:r>
+      <w:r>
+        <w:rPr>
+          <w:lang w:val="fr_FR" w:bidi="fr_FR"/>
+        </w:rPr>
+        <w:t>.</w:t>
+      </w:r>
+      <w:r>
+        <w:rPr>
+          <w:lang w:val="fr_FR" w:bidi="fr_FR"/>
+        </w:rPr>
+      </w:r>
+      <w:r>
+        <w:rPr>
+          <w:lang w:val="fr_FR" w:bidi="fr_FR"/>
+        </w:rPr>
+      </w:r>
+    </w:p>
+    <w:p>
+      <w:pPr/>
+      <w:r>
+        <w:rPr>
+          <w:lang w:val="fr_FR" w:bidi="fr_FR"/>
+        </w:rPr>
+      </w:r>
+    </w:p>
+    <w:p>
+      <w:pPr>
+        <w:pStyle w:val="Heading2"/>
+      </w:pPr>
+      <w:r>
+        <w:rPr>
+          <w:lang w:val="fr_FR" w:bidi="fr_FR"/>
+        </w:rPr>
         <w:t>Viol</w:t>
       </w:r>
       <w:r>
@@ -13668,6 +14271,111 @@
           <w:lang w:val="fr_FR" w:bidi="fr_FR"/>
         </w:rPr>
         <w:t>).</w:t>
+      </w:r>
+      <w:r>
+        <w:rPr>
+          <w:lang w:val="fr_FR" w:bidi="fr_FR"/>
+        </w:rPr>
+      </w:r>
+      <w:r>
+        <w:rPr>
+          <w:lang w:val="fr_FR" w:bidi="fr_FR"/>
+        </w:rPr>
+      </w:r>
+    </w:p>
+    <w:p>
+      <w:pPr/>
+      <w:r>
+        <w:rPr>
+          <w:lang w:val="fr_FR" w:bidi="fr_FR"/>
+        </w:rPr>
+      </w:r>
+    </w:p>
+    <w:p>
+      <w:pPr>
+        <w:pStyle w:val="Heading2"/>
+      </w:pPr>
+      <w:r>
+        <w:rPr>
+          <w:lang w:val="fr_FR" w:bidi="fr_FR"/>
+        </w:rPr>
+        <w:t>voyant</w:t>
+      </w:r>
+      <w:r>
+        <w:rPr>
+          <w:lang w:val="fr_FR" w:bidi="fr_FR"/>
+        </w:rPr>
+      </w:r>
+    </w:p>
+    <w:p>
+      <w:pPr/>
+      <w:r>
+        <w:rPr>
+          <w:lang w:val="fr_FR" w:bidi="fr_FR"/>
+        </w:rPr>
+      </w:r>
+      <w:r>
+        <w:rPr>
+          <w:lang w:val="fr_FR" w:bidi="fr_FR"/>
+        </w:rPr>
+        <w:t xml:space="preserve">Nom qui, selon </w:t>
+      </w:r>
+      <w:r>
+        <w:rPr>
+          <w:lang w:val="fr_FR" w:bidi="fr_FR"/>
+        </w:rPr>
+        <w:t>1 Samuel 9.9</w:t>
+      </w:r>
+      <w:r>
+        <w:rPr>
+          <w:lang w:val="fr_FR" w:bidi="fr_FR"/>
+        </w:rPr>
+        <w:t>, était anciennement utilisé en Israël pour désigner un prophète.</w:t>
+      </w:r>
+    </w:p>
+    <w:p>
+      <w:pPr/>
+      <w:r>
+        <w:rPr>
+          <w:lang w:val="fr_FR" w:bidi="fr_FR"/>
+        </w:rPr>
+      </w:r>
+      <w:r>
+        <w:rPr>
+          <w:i/>
+          <w:lang w:val="fr_FR" w:bidi="fr_FR"/>
+        </w:rPr>
+        <w:t>Voir</w:t>
+      </w:r>
+      <w:r>
+        <w:rPr>
+          <w:lang w:val="fr_FR" w:bidi="fr_FR"/>
+        </w:rPr>
+        <w:t xml:space="preserve"> </w:t>
+      </w:r>
+      <w:r>
+        <w:rPr>
+          <w:lang w:val="fr_FR" w:bidi="fr_FR"/>
+        </w:rPr>
+        <w:t>prophétie</w:t>
+      </w:r>
+      <w:r>
+        <w:rPr>
+          <w:lang w:val="fr_FR" w:bidi="fr_FR"/>
+        </w:rPr>
+        <w:t xml:space="preserve"> ; </w:t>
+      </w:r>
+      <w:r>
+        <w:rPr>
+          <w:lang w:val="fr_FR" w:bidi="fr_FR"/>
+        </w:rPr>
+        <w:t>prophète, prophétesse</w:t>
+      </w:r>
+      <w:r>
+        <w:rPr>
+          <w:lang w:val="fr_FR" w:bidi="fr_FR"/>
+        </w:rPr>
+        <w:t>.</w:t>
       </w:r>
       <w:r>
         <w:rPr>
